--- a/eng/docx/015.content.docx
+++ b/eng/docx/015.content.docx
@@ -166,13 +166,6 @@
       </w:r>
       <w:r>
         <w:rPr>
-          <w:i/>
-          <w:lang w:val="en_US" w:bidi="en_US"/>
-        </w:rPr>
-        <w:t>Oak, Oak of Meonenim, Oak of the Pillar, Oak of Weeping, Oak of Zaanannim, Oak, Diviners’, Oaks of Mamre, Oath, Obadiah (Person), Obal, Obed, Obed-Edom, Obedience, Obil, Oblation, Oboth, Ochran, Ocina, Ocran, Offend, Offense, Offerings and Sacrifices, Og, Ohad, Ohel, Oholah and Oholibah, Oholiab, Oholibamah, Oil, Oil Tree, Oleaster, Oil, Anointing, Ointment, Old Gate, Old Man, Old Testament, Old Testament Canon, Old Testament Chronology, Old Testament Quotations in the New Testament, Oleander, Olive, Olive Tree, Olives, Mount of, Olivet, Olympas, Olympian Zeus, Temple of, Omar, Omega, Omen, Omer, Omnipotence, Omnipresence, Omniscience, Omri, On (Person), On (Place), Onam, Onan, Onesimus, Onesiphorus, Onias, Onion, Only Begotten, Ono, Onycha, Onyx, Ophel, Ophir (Person), Ophir (Place), Ophni, Ophrah (Person), Ophrah (Place), Oracle, Ordain, Ordination, Ordeal of Jealousy, Oreb, Oreb, Rock of, Oren, Organ, Orion, Ornan, Orontes, Orpah, Orphan, Orthosia, Oshea, Osiris, Osnapper, Ospray, Osprey, Ossifrage, Ossuary, Ostraca, Ostrich, Othni, Othniel, Outcast, Outward Man, Oven, Ovens, Tower of the, Overseer, Owl, Ox, Ox (Person), Ozem, Ozias, Oziel, Ozni, Oznite</w:t>
-      </w:r>
-      <w:r>
-        <w:rPr>
           <w:lang w:val="en_US" w:bidi="en_US"/>
         </w:rPr>
       </w:r>
@@ -17741,7 +17734,7 @@
         <w:rPr>
           <w:lang w:val="en_US" w:bidi="en_US"/>
         </w:rPr>
-        <w:t>A phrase that is often used to describe Jesus in Christian language. The term, often translated as "only begotten," does not mean "born" or "begotten." Instead, it means “the only one of its kind” or “unique.” This is clear from its use in the New Testament and the Septuagint (the Greek translation of the Old Testament).</w:t>
+        <w:t>A phrase that is often used to describe Jesus in Christian language. The word traditionally translated “only begotten” does not mean that someone was born. Instead, it means “the only one of its kind” or “unique.” This is clear from its use in the New Testament and the Septuagint (the Greek translation of the Old Testament).</w:t>
       </w:r>
     </w:p>
     <w:p>
@@ -18013,7 +18006,7 @@
         <w:rPr>
           <w:lang w:val="en_US" w:bidi="en_US"/>
         </w:rPr>
-        <w:t xml:space="preserve">). At Jesus's baptism and transfiguration, God says, "This is my beloved Son." The Synoptic Gospels share this idea. In fact, in the Septuagint, the word “beloved” is sometimes used as a translation of the word “only” in Hebrew. </w:t>
+        <w:t xml:space="preserve">). The statements spoken at Jesus’s baptism and transfiguration in the Synoptic Gospels (“This is my beloved Son,” ) express the same idea. In fact, in the Septuagint, the word “beloved” is sometimes used as a translation of the word “only” in Hebrew. </w:t>
       </w:r>
     </w:p>
     <w:p>

--- a/eng/docx/015.content.docx
+++ b/eng/docx/015.content.docx
@@ -150,19 +150,6 @@
           <w:lang w:val="en_US" w:bidi="en_US"/>
         </w:rPr>
         <w:t>O</w:t>
-      </w:r>
-      <w:r>
-        <w:rPr>
-          <w:lang w:val="en_US" w:bidi="en_US"/>
-        </w:rPr>
-      </w:r>
-    </w:p>
-    <w:p>
-      <w:pPr/>
-      <w:r>
-        <w:rPr>
-          <w:lang w:val="en_US" w:bidi="en_US"/>
-        </w:rPr>
       </w:r>
       <w:r>
         <w:rPr>

--- a/eng/docx/015.content.docx
+++ b/eng/docx/015.content.docx
@@ -19,7 +19,7 @@
         <w:rPr>
           <w:lang w:val="en_US" w:bidi="en_US"/>
         </w:rPr>
-        <w:t>Resource: Bible Dictionary (Tyndale)</w:t>
+        <w:t>Resource: Tyndale Open Bible Dictionary</w:t>
       </w:r>
       <w:r>
         <w:rPr>
@@ -112,7 +112,7 @@
         <w:rPr>
           <w:lang w:val="en_US" w:bidi="en_US"/>
         </w:rPr>
-        <w:t>Bible Dictionary (Tyndale)</w:t>
+        <w:t>Tyndale Open Bible Dictionary</w:t>
       </w:r>
     </w:p>
     <w:p>

--- a/eng/docx/015.content.docx
+++ b/eng/docx/015.content.docx
@@ -890,6 +890,97 @@
         <w:rPr>
           <w:lang w:val="en_US" w:bidi="en_US"/>
         </w:rPr>
+        <w:t>Oak, Diviners’</w:t>
+      </w:r>
+      <w:r>
+        <w:rPr>
+          <w:lang w:val="en_US" w:bidi="en_US"/>
+        </w:rPr>
+      </w:r>
+    </w:p>
+    <w:p>
+      <w:pPr/>
+      <w:r>
+        <w:rPr>
+          <w:lang w:val="en_US" w:bidi="en_US"/>
+        </w:rPr>
+      </w:r>
+      <w:r>
+        <w:rPr>
+          <w:lang w:val="en_US" w:bidi="en_US"/>
+        </w:rPr>
+        <w:t>Tree near Shechem (</w:t>
+      </w:r>
+      <w:hyperlink r:id="rId39">
+        <w:r>
+          <w:rPr>
+            <w:lang w:val="en_US" w:bidi="en_US"/>
+          </w:rPr>
+          <w:rPr>
+            <w:color w:val="0000EE"/>
+            <w:u w:val="single"/>
+          </w:rPr>
+          <w:t>Jgs 9:37</w:t>
+        </w:r>
+      </w:hyperlink>
+      <w:r>
+        <w:rPr>
+          <w:lang w:val="en_US" w:bidi="en_US"/>
+        </w:rPr>
+        <w:t xml:space="preserve">). </w:t>
+      </w:r>
+      <w:r>
+        <w:rPr>
+          <w:i/>
+          <w:lang w:val="en_US" w:bidi="en_US"/>
+        </w:rPr>
+        <w:t>See</w:t>
+      </w:r>
+      <w:r>
+        <w:rPr>
+          <w:lang w:val="en_US" w:bidi="en_US"/>
+        </w:rPr>
+        <w:t xml:space="preserve"> </w:t>
+      </w:r>
+      <w:r>
+        <w:rPr>
+          <w:lang w:val="en_US" w:bidi="en_US"/>
+        </w:rPr>
+        <w:t>Diviners’ Oak</w:t>
+      </w:r>
+      <w:r>
+        <w:rPr>
+          <w:lang w:val="en_US" w:bidi="en_US"/>
+        </w:rPr>
+        <w:t>.</w:t>
+      </w:r>
+      <w:r>
+        <w:rPr>
+          <w:lang w:val="en_US" w:bidi="en_US"/>
+        </w:rPr>
+      </w:r>
+      <w:r>
+        <w:rPr>
+          <w:lang w:val="en_US" w:bidi="en_US"/>
+        </w:rPr>
+      </w:r>
+    </w:p>
+    <w:p>
+      <w:pPr/>
+      <w:r>
+        <w:rPr>
+          <w:lang w:val="en_US" w:bidi="en_US"/>
+        </w:rPr>
+      </w:r>
+    </w:p>
+    <w:p>
+      <w:pPr>
+        <w:pStyle w:val="Heading2"/>
+      </w:pPr>
+      <w:r>
+        <w:rPr>
+          <w:lang w:val="en_US" w:bidi="en_US"/>
+        </w:rPr>
         <w:t>Oak of Meonenim</w:t>
       </w:r>
       <w:r>
@@ -1238,97 +1329,6 @@
           <w:lang w:val="en_US" w:bidi="en_US"/>
         </w:rPr>
         <w:t>Zaanannim</w:t>
-      </w:r>
-      <w:r>
-        <w:rPr>
-          <w:lang w:val="en_US" w:bidi="en_US"/>
-        </w:rPr>
-        <w:t>.</w:t>
-      </w:r>
-      <w:r>
-        <w:rPr>
-          <w:lang w:val="en_US" w:bidi="en_US"/>
-        </w:rPr>
-      </w:r>
-      <w:r>
-        <w:rPr>
-          <w:lang w:val="en_US" w:bidi="en_US"/>
-        </w:rPr>
-      </w:r>
-    </w:p>
-    <w:p>
-      <w:pPr/>
-      <w:r>
-        <w:rPr>
-          <w:lang w:val="en_US" w:bidi="en_US"/>
-        </w:rPr>
-      </w:r>
-    </w:p>
-    <w:p>
-      <w:pPr>
-        <w:pStyle w:val="Heading2"/>
-      </w:pPr>
-      <w:r>
-        <w:rPr>
-          <w:lang w:val="en_US" w:bidi="en_US"/>
-        </w:rPr>
-        <w:t>Oak, Diviners’</w:t>
-      </w:r>
-      <w:r>
-        <w:rPr>
-          <w:lang w:val="en_US" w:bidi="en_US"/>
-        </w:rPr>
-      </w:r>
-    </w:p>
-    <w:p>
-      <w:pPr/>
-      <w:r>
-        <w:rPr>
-          <w:lang w:val="en_US" w:bidi="en_US"/>
-        </w:rPr>
-      </w:r>
-      <w:r>
-        <w:rPr>
-          <w:lang w:val="en_US" w:bidi="en_US"/>
-        </w:rPr>
-        <w:t>Tree near Shechem (</w:t>
-      </w:r>
-      <w:hyperlink r:id="rId39">
-        <w:r>
-          <w:rPr>
-            <w:lang w:val="en_US" w:bidi="en_US"/>
-          </w:rPr>
-          <w:rPr>
-            <w:color w:val="0000EE"/>
-            <w:u w:val="single"/>
-          </w:rPr>
-          <w:t>Jgs 9:37</w:t>
-        </w:r>
-      </w:hyperlink>
-      <w:r>
-        <w:rPr>
-          <w:lang w:val="en_US" w:bidi="en_US"/>
-        </w:rPr>
-        <w:t xml:space="preserve">). </w:t>
-      </w:r>
-      <w:r>
-        <w:rPr>
-          <w:i/>
-          <w:lang w:val="en_US" w:bidi="en_US"/>
-        </w:rPr>
-        <w:t>See</w:t>
-      </w:r>
-      <w:r>
-        <w:rPr>
-          <w:lang w:val="en_US" w:bidi="en_US"/>
-        </w:rPr>
-        <w:t xml:space="preserve"> </w:t>
-      </w:r>
-      <w:r>
-        <w:rPr>
-          <w:lang w:val="en_US" w:bidi="en_US"/>
-        </w:rPr>
-        <w:t>Diviners’ Oak</w:t>
       </w:r>
       <w:r>
         <w:rPr>

--- a/eng/docx/015.content.docx
+++ b/eng/docx/015.content.docx
@@ -13626,7 +13626,7 @@
         <w:rPr>
           <w:lang w:val="en_US" w:bidi="en_US"/>
         </w:rPr>
-        <w:t>). Song of Songs has several references to fragrant ointments.</w:t>
+        <w:t>). Song of Solomon has several references to fragrant ointments.</w:t>
       </w:r>
     </w:p>
     <w:p>

--- a/eng/docx/015.content.docx
+++ b/eng/docx/015.content.docx
@@ -19,7 +19,7 @@
         <w:rPr>
           <w:lang w:val="en_US" w:bidi="en_US"/>
         </w:rPr>
-        <w:t>Resource: Tyndale Open Bible Dictionary</w:t>
+        <w:t>Resource: Aquifer Open Bible Dictionary</w:t>
       </w:r>
       <w:r>
         <w:rPr>
@@ -112,7 +112,7 @@
         <w:rPr>
           <w:lang w:val="en_US" w:bidi="en_US"/>
         </w:rPr>
-        <w:t>Tyndale Open Bible Dictionary</w:t>
+        <w:t>Aquifer Open Bible Dictionary</w:t>
       </w:r>
     </w:p>
     <w:p>
@@ -14493,6 +14493,1372 @@
       </w:r>
       <w:r>
         <w:rPr>
+          <w:lang w:val="en_US" w:bidi="en_US"/>
+        </w:rPr>
+        <w:t xml:space="preserve">The Old Testament is the first main part of the Christian Bible. It tells about God's creation of the world and his work with his people Israel before the coming of Jesus Christ. Its books include stories, laws, poetry, wise sayings, and messages from the prophets. Jews call these books the Hebrew Bible or the Tanakh, and they were first written mostly in Hebrew. </w:t>
+      </w:r>
+    </w:p>
+    <w:p>
+      <w:pPr/>
+      <w:r>
+        <w:rPr>
+          <w:lang w:val="en_US" w:bidi="en_US"/>
+        </w:rPr>
+      </w:r>
+      <w:r>
+        <w:rPr>
+          <w:lang w:val="en_US" w:bidi="en_US"/>
+        </w:rPr>
+        <w:t xml:space="preserve">Protestant, Catholic, and Orthodox Bibles do not all include the same books in the Old Testament. </w:t>
+      </w:r>
+    </w:p>
+    <w:p>
+      <w:pPr/>
+      <w:r>
+        <w:rPr>
+          <w:lang w:val="en_US" w:bidi="en_US"/>
+        </w:rPr>
+      </w:r>
+      <w:r>
+        <w:rPr>
+          <w:lang w:val="en_US" w:bidi="en_US"/>
+        </w:rPr>
+        <w:t>There are 39 books in most Protestant Bibles.</w:t>
+      </w:r>
+    </w:p>
+    <w:p>
+      <w:pPr>
+        <w:pStyle w:val="ListBullet"/>
+        <w:spacing w:line="240" w:lineRule="auto"/>
+        <w:ind w:left="720"/>
+      </w:pPr>
+      <w:r>
+        <w:rPr>
+          <w:lang w:val="en_US" w:bidi="en_US"/>
+        </w:rPr>
+      </w:r>
+      <w:r>
+        <w:rPr>
+          <w:lang w:val="en_US" w:bidi="en_US"/>
+        </w:rPr>
+        <w:t>The Pentateuch contains five books:</w:t>
+      </w:r>
+    </w:p>
+    <w:p>
+      <w:pPr>
+        <w:pStyle w:val="ListBullet"/>
+        <w:spacing w:line="240" w:lineRule="auto"/>
+        <w:ind w:left="1440"/>
+      </w:pPr>
+      <w:r>
+        <w:rPr>
+          <w:lang w:val="en_US" w:bidi="en_US"/>
+        </w:rPr>
+      </w:r>
+      <w:r>
+        <w:rPr>
+          <w:lang w:val="en_US" w:bidi="en_US"/>
+        </w:rPr>
+        <w:t>Genesis</w:t>
+      </w:r>
+      <w:r>
+        <w:rPr>
+          <w:lang w:val="en_US" w:bidi="en_US"/>
+        </w:rPr>
+        <w:t>,</w:t>
+      </w:r>
+    </w:p>
+    <w:p>
+      <w:pPr>
+        <w:pStyle w:val="ListBullet"/>
+        <w:spacing w:line="240" w:lineRule="auto"/>
+        <w:ind w:left="1440"/>
+      </w:pPr>
+      <w:r>
+        <w:rPr>
+          <w:lang w:val="en_US" w:bidi="en_US"/>
+        </w:rPr>
+      </w:r>
+      <w:r>
+        <w:rPr>
+          <w:lang w:val="en_US" w:bidi="en_US"/>
+        </w:rPr>
+        <w:t>Exodus</w:t>
+      </w:r>
+      <w:r>
+        <w:rPr>
+          <w:lang w:val="en_US" w:bidi="en_US"/>
+        </w:rPr>
+        <w:t>,</w:t>
+      </w:r>
+    </w:p>
+    <w:p>
+      <w:pPr>
+        <w:pStyle w:val="ListBullet"/>
+        <w:spacing w:line="240" w:lineRule="auto"/>
+        <w:ind w:left="1440"/>
+      </w:pPr>
+      <w:r>
+        <w:rPr>
+          <w:lang w:val="en_US" w:bidi="en_US"/>
+        </w:rPr>
+      </w:r>
+      <w:r>
+        <w:rPr>
+          <w:lang w:val="en_US" w:bidi="en_US"/>
+        </w:rPr>
+        <w:t>Leviticus</w:t>
+      </w:r>
+      <w:r>
+        <w:rPr>
+          <w:lang w:val="en_US" w:bidi="en_US"/>
+        </w:rPr>
+        <w:t>,</w:t>
+      </w:r>
+    </w:p>
+    <w:p>
+      <w:pPr>
+        <w:pStyle w:val="ListBullet"/>
+        <w:spacing w:line="240" w:lineRule="auto"/>
+        <w:ind w:left="1440"/>
+      </w:pPr>
+      <w:r>
+        <w:rPr>
+          <w:lang w:val="en_US" w:bidi="en_US"/>
+        </w:rPr>
+      </w:r>
+      <w:r>
+        <w:rPr>
+          <w:lang w:val="en_US" w:bidi="en_US"/>
+        </w:rPr>
+        <w:t>Numbers</w:t>
+      </w:r>
+      <w:r>
+        <w:rPr>
+          <w:lang w:val="en_US" w:bidi="en_US"/>
+        </w:rPr>
+        <w:t>, and</w:t>
+      </w:r>
+    </w:p>
+    <w:p>
+      <w:pPr>
+        <w:pStyle w:val="ListBullet"/>
+        <w:spacing w:line="240" w:lineRule="auto"/>
+        <w:ind w:left="1440"/>
+      </w:pPr>
+      <w:r>
+        <w:rPr>
+          <w:lang w:val="en_US" w:bidi="en_US"/>
+        </w:rPr>
+      </w:r>
+      <w:r>
+        <w:rPr>
+          <w:lang w:val="en_US" w:bidi="en_US"/>
+        </w:rPr>
+        <w:t>Deuteronomy</w:t>
+      </w:r>
+      <w:r>
+        <w:rPr>
+          <w:lang w:val="en_US" w:bidi="en_US"/>
+        </w:rPr>
+        <w:t>.</w:t>
+      </w:r>
+    </w:p>
+    <w:p>
+      <w:pPr>
+        <w:pStyle w:val="ListBullet"/>
+        <w:spacing w:line="240" w:lineRule="auto"/>
+        <w:ind w:left="720"/>
+      </w:pPr>
+      <w:r>
+        <w:rPr>
+          <w:lang w:val="en_US" w:bidi="en_US"/>
+        </w:rPr>
+      </w:r>
+      <w:r>
+        <w:rPr>
+          <w:lang w:val="en_US" w:bidi="en_US"/>
+        </w:rPr>
+        <w:t>There are 12 historical books:</w:t>
+      </w:r>
+    </w:p>
+    <w:p>
+      <w:pPr>
+        <w:pStyle w:val="ListBullet"/>
+        <w:spacing w:line="240" w:lineRule="auto"/>
+        <w:ind w:left="1440"/>
+      </w:pPr>
+      <w:r>
+        <w:rPr>
+          <w:lang w:val="en_US" w:bidi="en_US"/>
+        </w:rPr>
+      </w:r>
+      <w:r>
+        <w:rPr>
+          <w:lang w:val="en_US" w:bidi="en_US"/>
+        </w:rPr>
+        <w:t>Joshua</w:t>
+      </w:r>
+      <w:r>
+        <w:rPr>
+          <w:lang w:val="en_US" w:bidi="en_US"/>
+        </w:rPr>
+        <w:t>,</w:t>
+      </w:r>
+    </w:p>
+    <w:p>
+      <w:pPr>
+        <w:pStyle w:val="ListBullet"/>
+        <w:spacing w:line="240" w:lineRule="auto"/>
+        <w:ind w:left="1440"/>
+      </w:pPr>
+      <w:r>
+        <w:rPr>
+          <w:lang w:val="en_US" w:bidi="en_US"/>
+        </w:rPr>
+      </w:r>
+      <w:r>
+        <w:rPr>
+          <w:lang w:val="en_US" w:bidi="en_US"/>
+        </w:rPr>
+        <w:t>Judges</w:t>
+      </w:r>
+      <w:r>
+        <w:rPr>
+          <w:lang w:val="en_US" w:bidi="en_US"/>
+        </w:rPr>
+        <w:t>,</w:t>
+      </w:r>
+    </w:p>
+    <w:p>
+      <w:pPr>
+        <w:pStyle w:val="ListBullet"/>
+        <w:spacing w:line="240" w:lineRule="auto"/>
+        <w:ind w:left="1440"/>
+      </w:pPr>
+      <w:r>
+        <w:rPr>
+          <w:lang w:val="en_US" w:bidi="en_US"/>
+        </w:rPr>
+      </w:r>
+      <w:r>
+        <w:rPr>
+          <w:lang w:val="en_US" w:bidi="en_US"/>
+        </w:rPr>
+        <w:t>Ruth</w:t>
+      </w:r>
+      <w:r>
+        <w:rPr>
+          <w:lang w:val="en_US" w:bidi="en_US"/>
+        </w:rPr>
+        <w:t>,</w:t>
+      </w:r>
+    </w:p>
+    <w:p>
+      <w:pPr>
+        <w:pStyle w:val="ListBullet"/>
+        <w:spacing w:line="240" w:lineRule="auto"/>
+        <w:ind w:left="1440"/>
+      </w:pPr>
+      <w:r>
+        <w:rPr>
+          <w:lang w:val="en_US" w:bidi="en_US"/>
+        </w:rPr>
+      </w:r>
+      <w:r>
+        <w:rPr>
+          <w:lang w:val="en_US" w:bidi="en_US"/>
+        </w:rPr>
+        <w:t>First and Second Samuel</w:t>
+      </w:r>
+      <w:r>
+        <w:rPr>
+          <w:lang w:val="en_US" w:bidi="en_US"/>
+        </w:rPr>
+        <w:t>,</w:t>
+      </w:r>
+    </w:p>
+    <w:p>
+      <w:pPr>
+        <w:pStyle w:val="ListBullet"/>
+        <w:spacing w:line="240" w:lineRule="auto"/>
+        <w:ind w:left="1440"/>
+      </w:pPr>
+      <w:r>
+        <w:rPr>
+          <w:lang w:val="en_US" w:bidi="en_US"/>
+        </w:rPr>
+      </w:r>
+      <w:r>
+        <w:rPr>
+          <w:lang w:val="en_US" w:bidi="en_US"/>
+        </w:rPr>
+        <w:t>First and Second Kings</w:t>
+      </w:r>
+      <w:r>
+        <w:rPr>
+          <w:lang w:val="en_US" w:bidi="en_US"/>
+        </w:rPr>
+        <w:t>,</w:t>
+      </w:r>
+    </w:p>
+    <w:p>
+      <w:pPr>
+        <w:pStyle w:val="ListBullet"/>
+        <w:spacing w:line="240" w:lineRule="auto"/>
+        <w:ind w:left="1440"/>
+      </w:pPr>
+      <w:r>
+        <w:rPr>
+          <w:lang w:val="en_US" w:bidi="en_US"/>
+        </w:rPr>
+      </w:r>
+      <w:r>
+        <w:rPr>
+          <w:lang w:val="en_US" w:bidi="en_US"/>
+        </w:rPr>
+        <w:t>First and Second Chronicles</w:t>
+      </w:r>
+      <w:r>
+        <w:rPr>
+          <w:lang w:val="en_US" w:bidi="en_US"/>
+        </w:rPr>
+        <w:t>,</w:t>
+      </w:r>
+    </w:p>
+    <w:p>
+      <w:pPr>
+        <w:pStyle w:val="ListBullet"/>
+        <w:spacing w:line="240" w:lineRule="auto"/>
+        <w:ind w:left="1440"/>
+      </w:pPr>
+      <w:r>
+        <w:rPr>
+          <w:lang w:val="en_US" w:bidi="en_US"/>
+        </w:rPr>
+      </w:r>
+      <w:r>
+        <w:rPr>
+          <w:lang w:val="en_US" w:bidi="en_US"/>
+        </w:rPr>
+        <w:t>Ezra</w:t>
+      </w:r>
+      <w:r>
+        <w:rPr>
+          <w:lang w:val="en_US" w:bidi="en_US"/>
+        </w:rPr>
+        <w:t>,</w:t>
+      </w:r>
+    </w:p>
+    <w:p>
+      <w:pPr>
+        <w:pStyle w:val="ListBullet"/>
+        <w:spacing w:line="240" w:lineRule="auto"/>
+        <w:ind w:left="1440"/>
+      </w:pPr>
+      <w:r>
+        <w:rPr>
+          <w:lang w:val="en_US" w:bidi="en_US"/>
+        </w:rPr>
+      </w:r>
+      <w:r>
+        <w:rPr>
+          <w:lang w:val="en_US" w:bidi="en_US"/>
+        </w:rPr>
+        <w:t>Nehemiah</w:t>
+      </w:r>
+      <w:r>
+        <w:rPr>
+          <w:lang w:val="en_US" w:bidi="en_US"/>
+        </w:rPr>
+        <w:t>, and</w:t>
+      </w:r>
+    </w:p>
+    <w:p>
+      <w:pPr>
+        <w:pStyle w:val="ListBullet"/>
+        <w:spacing w:line="240" w:lineRule="auto"/>
+        <w:ind w:left="1440"/>
+      </w:pPr>
+      <w:r>
+        <w:rPr>
+          <w:lang w:val="en_US" w:bidi="en_US"/>
+        </w:rPr>
+      </w:r>
+      <w:r>
+        <w:rPr>
+          <w:lang w:val="en_US" w:bidi="en_US"/>
+        </w:rPr>
+        <w:t>Esther</w:t>
+      </w:r>
+      <w:r>
+        <w:rPr>
+          <w:lang w:val="en_US" w:bidi="en_US"/>
+        </w:rPr>
+        <w:t>.</w:t>
+      </w:r>
+    </w:p>
+    <w:p>
+      <w:pPr>
+        <w:pStyle w:val="ListBullet"/>
+        <w:spacing w:line="240" w:lineRule="auto"/>
+        <w:ind w:left="720"/>
+      </w:pPr>
+      <w:r>
+        <w:rPr>
+          <w:lang w:val="en_US" w:bidi="en_US"/>
+        </w:rPr>
+      </w:r>
+      <w:r>
+        <w:rPr>
+          <w:lang w:val="en_US" w:bidi="en_US"/>
+        </w:rPr>
+        <w:t>There are five wisdom books:</w:t>
+      </w:r>
+    </w:p>
+    <w:p>
+      <w:pPr>
+        <w:pStyle w:val="ListBullet"/>
+        <w:spacing w:line="240" w:lineRule="auto"/>
+        <w:ind w:left="1440"/>
+      </w:pPr>
+      <w:r>
+        <w:rPr>
+          <w:lang w:val="en_US" w:bidi="en_US"/>
+        </w:rPr>
+      </w:r>
+      <w:r>
+        <w:rPr>
+          <w:lang w:val="en_US" w:bidi="en_US"/>
+        </w:rPr>
+        <w:t>Job</w:t>
+      </w:r>
+      <w:r>
+        <w:rPr>
+          <w:lang w:val="en_US" w:bidi="en_US"/>
+        </w:rPr>
+        <w:t>,</w:t>
+      </w:r>
+    </w:p>
+    <w:p>
+      <w:pPr>
+        <w:pStyle w:val="ListBullet"/>
+        <w:spacing w:line="240" w:lineRule="auto"/>
+        <w:ind w:left="1440"/>
+      </w:pPr>
+      <w:r>
+        <w:rPr>
+          <w:lang w:val="en_US" w:bidi="en_US"/>
+        </w:rPr>
+      </w:r>
+      <w:r>
+        <w:rPr>
+          <w:lang w:val="en_US" w:bidi="en_US"/>
+        </w:rPr>
+        <w:t>Psalms</w:t>
+      </w:r>
+      <w:r>
+        <w:rPr>
+          <w:lang w:val="en_US" w:bidi="en_US"/>
+        </w:rPr>
+        <w:t>,</w:t>
+      </w:r>
+    </w:p>
+    <w:p>
+      <w:pPr>
+        <w:pStyle w:val="ListBullet"/>
+        <w:spacing w:line="240" w:lineRule="auto"/>
+        <w:ind w:left="1440"/>
+      </w:pPr>
+      <w:r>
+        <w:rPr>
+          <w:lang w:val="en_US" w:bidi="en_US"/>
+        </w:rPr>
+      </w:r>
+      <w:r>
+        <w:rPr>
+          <w:lang w:val="en_US" w:bidi="en_US"/>
+        </w:rPr>
+        <w:t>Proverbs</w:t>
+      </w:r>
+      <w:r>
+        <w:rPr>
+          <w:lang w:val="en_US" w:bidi="en_US"/>
+        </w:rPr>
+        <w:t>,</w:t>
+      </w:r>
+    </w:p>
+    <w:p>
+      <w:pPr>
+        <w:pStyle w:val="ListBullet"/>
+        <w:spacing w:line="240" w:lineRule="auto"/>
+        <w:ind w:left="1440"/>
+      </w:pPr>
+      <w:r>
+        <w:rPr>
+          <w:lang w:val="en_US" w:bidi="en_US"/>
+        </w:rPr>
+      </w:r>
+      <w:r>
+        <w:rPr>
+          <w:lang w:val="en_US" w:bidi="en_US"/>
+        </w:rPr>
+        <w:t>Ecclesiastes</w:t>
+      </w:r>
+      <w:r>
+        <w:rPr>
+          <w:lang w:val="en_US" w:bidi="en_US"/>
+        </w:rPr>
+        <w:t>, and</w:t>
+      </w:r>
+    </w:p>
+    <w:p>
+      <w:pPr>
+        <w:pStyle w:val="ListBullet"/>
+        <w:spacing w:line="240" w:lineRule="auto"/>
+        <w:ind w:left="1440"/>
+      </w:pPr>
+      <w:r>
+        <w:rPr>
+          <w:lang w:val="en_US" w:bidi="en_US"/>
+        </w:rPr>
+      </w:r>
+      <w:r>
+        <w:rPr>
+          <w:lang w:val="en_US" w:bidi="en_US"/>
+        </w:rPr>
+        <w:t>Song of Solomon</w:t>
+      </w:r>
+      <w:r>
+        <w:rPr>
+          <w:lang w:val="en_US" w:bidi="en_US"/>
+        </w:rPr>
+        <w:t>.</w:t>
+      </w:r>
+    </w:p>
+    <w:p>
+      <w:pPr>
+        <w:pStyle w:val="ListBullet"/>
+        <w:spacing w:line="240" w:lineRule="auto"/>
+        <w:ind w:left="720"/>
+      </w:pPr>
+      <w:r>
+        <w:rPr>
+          <w:lang w:val="en_US" w:bidi="en_US"/>
+        </w:rPr>
+      </w:r>
+      <w:r>
+        <w:rPr>
+          <w:lang w:val="en_US" w:bidi="en_US"/>
+        </w:rPr>
+        <w:t>There are five Major Prophets:</w:t>
+      </w:r>
+    </w:p>
+    <w:p>
+      <w:pPr>
+        <w:pStyle w:val="ListBullet"/>
+        <w:spacing w:line="240" w:lineRule="auto"/>
+        <w:ind w:left="1440"/>
+      </w:pPr>
+      <w:r>
+        <w:rPr>
+          <w:lang w:val="en_US" w:bidi="en_US"/>
+        </w:rPr>
+      </w:r>
+      <w:r>
+        <w:rPr>
+          <w:lang w:val="en_US" w:bidi="en_US"/>
+        </w:rPr>
+        <w:t>Isaiah</w:t>
+      </w:r>
+      <w:r>
+        <w:rPr>
+          <w:lang w:val="en_US" w:bidi="en_US"/>
+        </w:rPr>
+        <w:t>,</w:t>
+      </w:r>
+    </w:p>
+    <w:p>
+      <w:pPr>
+        <w:pStyle w:val="ListBullet"/>
+        <w:spacing w:line="240" w:lineRule="auto"/>
+        <w:ind w:left="1440"/>
+      </w:pPr>
+      <w:r>
+        <w:rPr>
+          <w:lang w:val="en_US" w:bidi="en_US"/>
+        </w:rPr>
+      </w:r>
+      <w:r>
+        <w:rPr>
+          <w:lang w:val="en_US" w:bidi="en_US"/>
+        </w:rPr>
+        <w:t>Jeremiah</w:t>
+      </w:r>
+      <w:r>
+        <w:rPr>
+          <w:lang w:val="en_US" w:bidi="en_US"/>
+        </w:rPr>
+        <w:t>,</w:t>
+      </w:r>
+    </w:p>
+    <w:p>
+      <w:pPr>
+        <w:pStyle w:val="ListBullet"/>
+        <w:spacing w:line="240" w:lineRule="auto"/>
+        <w:ind w:left="1440"/>
+      </w:pPr>
+      <w:r>
+        <w:rPr>
+          <w:lang w:val="en_US" w:bidi="en_US"/>
+        </w:rPr>
+      </w:r>
+      <w:r>
+        <w:rPr>
+          <w:lang w:val="en_US" w:bidi="en_US"/>
+        </w:rPr>
+        <w:t>Lamentations</w:t>
+      </w:r>
+      <w:r>
+        <w:rPr>
+          <w:lang w:val="en_US" w:bidi="en_US"/>
+        </w:rPr>
+        <w:t>,</w:t>
+      </w:r>
+    </w:p>
+    <w:p>
+      <w:pPr>
+        <w:pStyle w:val="ListBullet"/>
+        <w:spacing w:line="240" w:lineRule="auto"/>
+        <w:ind w:left="1440"/>
+      </w:pPr>
+      <w:r>
+        <w:rPr>
+          <w:lang w:val="en_US" w:bidi="en_US"/>
+        </w:rPr>
+      </w:r>
+      <w:r>
+        <w:rPr>
+          <w:lang w:val="en_US" w:bidi="en_US"/>
+        </w:rPr>
+        <w:t>Ezekiel</w:t>
+      </w:r>
+      <w:r>
+        <w:rPr>
+          <w:lang w:val="en_US" w:bidi="en_US"/>
+        </w:rPr>
+        <w:t>, and</w:t>
+      </w:r>
+    </w:p>
+    <w:p>
+      <w:pPr>
+        <w:pStyle w:val="ListBullet"/>
+        <w:spacing w:line="240" w:lineRule="auto"/>
+        <w:ind w:left="1440"/>
+      </w:pPr>
+      <w:r>
+        <w:rPr>
+          <w:lang w:val="en_US" w:bidi="en_US"/>
+        </w:rPr>
+      </w:r>
+      <w:r>
+        <w:rPr>
+          <w:lang w:val="en_US" w:bidi="en_US"/>
+        </w:rPr>
+        <w:t>Daniel</w:t>
+      </w:r>
+      <w:r>
+        <w:rPr>
+          <w:lang w:val="en_US" w:bidi="en_US"/>
+        </w:rPr>
+        <w:t>.</w:t>
+      </w:r>
+    </w:p>
+    <w:p>
+      <w:pPr>
+        <w:pStyle w:val="ListBullet"/>
+        <w:spacing w:line="240" w:lineRule="auto"/>
+        <w:ind w:left="720"/>
+      </w:pPr>
+      <w:r>
+        <w:rPr>
+          <w:lang w:val="en_US" w:bidi="en_US"/>
+        </w:rPr>
+      </w:r>
+      <w:r>
+        <w:rPr>
+          <w:lang w:val="en_US" w:bidi="en_US"/>
+        </w:rPr>
+        <w:t>There are 12 Minor Prophets:</w:t>
+      </w:r>
+    </w:p>
+    <w:p>
+      <w:pPr>
+        <w:pStyle w:val="ListBullet"/>
+        <w:spacing w:line="240" w:lineRule="auto"/>
+        <w:ind w:left="1440"/>
+      </w:pPr>
+      <w:r>
+        <w:rPr>
+          <w:lang w:val="en_US" w:bidi="en_US"/>
+        </w:rPr>
+      </w:r>
+      <w:r>
+        <w:rPr>
+          <w:lang w:val="en_US" w:bidi="en_US"/>
+        </w:rPr>
+        <w:t>Hosea</w:t>
+      </w:r>
+      <w:r>
+        <w:rPr>
+          <w:lang w:val="en_US" w:bidi="en_US"/>
+        </w:rPr>
+        <w:t>,</w:t>
+      </w:r>
+    </w:p>
+    <w:p>
+      <w:pPr>
+        <w:pStyle w:val="ListBullet"/>
+        <w:spacing w:line="240" w:lineRule="auto"/>
+        <w:ind w:left="1440"/>
+      </w:pPr>
+      <w:r>
+        <w:rPr>
+          <w:lang w:val="en_US" w:bidi="en_US"/>
+        </w:rPr>
+      </w:r>
+      <w:r>
+        <w:rPr>
+          <w:lang w:val="en_US" w:bidi="en_US"/>
+        </w:rPr>
+        <w:t>Joel</w:t>
+      </w:r>
+      <w:r>
+        <w:rPr>
+          <w:lang w:val="en_US" w:bidi="en_US"/>
+        </w:rPr>
+        <w:t>,</w:t>
+      </w:r>
+    </w:p>
+    <w:p>
+      <w:pPr>
+        <w:pStyle w:val="ListBullet"/>
+        <w:spacing w:line="240" w:lineRule="auto"/>
+        <w:ind w:left="1440"/>
+      </w:pPr>
+      <w:r>
+        <w:rPr>
+          <w:lang w:val="en_US" w:bidi="en_US"/>
+        </w:rPr>
+      </w:r>
+      <w:r>
+        <w:rPr>
+          <w:lang w:val="en_US" w:bidi="en_US"/>
+        </w:rPr>
+        <w:t>Amos</w:t>
+      </w:r>
+      <w:r>
+        <w:rPr>
+          <w:lang w:val="en_US" w:bidi="en_US"/>
+        </w:rPr>
+        <w:t>,</w:t>
+      </w:r>
+    </w:p>
+    <w:p>
+      <w:pPr>
+        <w:pStyle w:val="ListBullet"/>
+        <w:spacing w:line="240" w:lineRule="auto"/>
+        <w:ind w:left="1440"/>
+      </w:pPr>
+      <w:r>
+        <w:rPr>
+          <w:lang w:val="en_US" w:bidi="en_US"/>
+        </w:rPr>
+      </w:r>
+      <w:r>
+        <w:rPr>
+          <w:lang w:val="en_US" w:bidi="en_US"/>
+        </w:rPr>
+        <w:t>Obadiah</w:t>
+      </w:r>
+      <w:r>
+        <w:rPr>
+          <w:lang w:val="en_US" w:bidi="en_US"/>
+        </w:rPr>
+        <w:t>,</w:t>
+      </w:r>
+    </w:p>
+    <w:p>
+      <w:pPr>
+        <w:pStyle w:val="ListBullet"/>
+        <w:spacing w:line="240" w:lineRule="auto"/>
+        <w:ind w:left="1440"/>
+      </w:pPr>
+      <w:r>
+        <w:rPr>
+          <w:lang w:val="en_US" w:bidi="en_US"/>
+        </w:rPr>
+      </w:r>
+      <w:r>
+        <w:rPr>
+          <w:lang w:val="en_US" w:bidi="en_US"/>
+        </w:rPr>
+        <w:t>Jonah</w:t>
+      </w:r>
+      <w:r>
+        <w:rPr>
+          <w:lang w:val="en_US" w:bidi="en_US"/>
+        </w:rPr>
+        <w:t>,</w:t>
+      </w:r>
+    </w:p>
+    <w:p>
+      <w:pPr>
+        <w:pStyle w:val="ListBullet"/>
+        <w:spacing w:line="240" w:lineRule="auto"/>
+        <w:ind w:left="1440"/>
+      </w:pPr>
+      <w:r>
+        <w:rPr>
+          <w:lang w:val="en_US" w:bidi="en_US"/>
+        </w:rPr>
+      </w:r>
+      <w:r>
+        <w:rPr>
+          <w:lang w:val="en_US" w:bidi="en_US"/>
+        </w:rPr>
+        <w:t>Micah</w:t>
+      </w:r>
+      <w:r>
+        <w:rPr>
+          <w:lang w:val="en_US" w:bidi="en_US"/>
+        </w:rPr>
+        <w:t>,</w:t>
+      </w:r>
+    </w:p>
+    <w:p>
+      <w:pPr>
+        <w:pStyle w:val="ListBullet"/>
+        <w:spacing w:line="240" w:lineRule="auto"/>
+        <w:ind w:left="1440"/>
+      </w:pPr>
+      <w:r>
+        <w:rPr>
+          <w:lang w:val="en_US" w:bidi="en_US"/>
+        </w:rPr>
+      </w:r>
+      <w:r>
+        <w:rPr>
+          <w:lang w:val="en_US" w:bidi="en_US"/>
+        </w:rPr>
+        <w:t>Nahum</w:t>
+      </w:r>
+      <w:r>
+        <w:rPr>
+          <w:lang w:val="en_US" w:bidi="en_US"/>
+        </w:rPr>
+        <w:t>,</w:t>
+      </w:r>
+    </w:p>
+    <w:p>
+      <w:pPr>
+        <w:pStyle w:val="ListBullet"/>
+        <w:spacing w:line="240" w:lineRule="auto"/>
+        <w:ind w:left="1440"/>
+      </w:pPr>
+      <w:r>
+        <w:rPr>
+          <w:lang w:val="en_US" w:bidi="en_US"/>
+        </w:rPr>
+      </w:r>
+      <w:r>
+        <w:rPr>
+          <w:lang w:val="en_US" w:bidi="en_US"/>
+        </w:rPr>
+        <w:t>Habakkuk</w:t>
+      </w:r>
+      <w:r>
+        <w:rPr>
+          <w:lang w:val="en_US" w:bidi="en_US"/>
+        </w:rPr>
+        <w:t>,</w:t>
+      </w:r>
+    </w:p>
+    <w:p>
+      <w:pPr>
+        <w:pStyle w:val="ListBullet"/>
+        <w:spacing w:line="240" w:lineRule="auto"/>
+        <w:ind w:left="1440"/>
+      </w:pPr>
+      <w:r>
+        <w:rPr>
+          <w:lang w:val="en_US" w:bidi="en_US"/>
+        </w:rPr>
+      </w:r>
+      <w:r>
+        <w:rPr>
+          <w:lang w:val="en_US" w:bidi="en_US"/>
+        </w:rPr>
+        <w:t>Zephaniah</w:t>
+      </w:r>
+      <w:r>
+        <w:rPr>
+          <w:lang w:val="en_US" w:bidi="en_US"/>
+        </w:rPr>
+        <w:t>,</w:t>
+      </w:r>
+    </w:p>
+    <w:p>
+      <w:pPr>
+        <w:pStyle w:val="ListBullet"/>
+        <w:spacing w:line="240" w:lineRule="auto"/>
+        <w:ind w:left="1440"/>
+      </w:pPr>
+      <w:r>
+        <w:rPr>
+          <w:lang w:val="en_US" w:bidi="en_US"/>
+        </w:rPr>
+      </w:r>
+      <w:r>
+        <w:rPr>
+          <w:lang w:val="en_US" w:bidi="en_US"/>
+        </w:rPr>
+        <w:t>Haggai</w:t>
+      </w:r>
+      <w:r>
+        <w:rPr>
+          <w:lang w:val="en_US" w:bidi="en_US"/>
+        </w:rPr>
+        <w:t>,</w:t>
+      </w:r>
+    </w:p>
+    <w:p>
+      <w:pPr>
+        <w:pStyle w:val="ListBullet"/>
+        <w:spacing w:line="240" w:lineRule="auto"/>
+        <w:ind w:left="1440"/>
+      </w:pPr>
+      <w:r>
+        <w:rPr>
+          <w:lang w:val="en_US" w:bidi="en_US"/>
+        </w:rPr>
+      </w:r>
+      <w:r>
+        <w:rPr>
+          <w:lang w:val="en_US" w:bidi="en_US"/>
+        </w:rPr>
+        <w:t>Zechariah</w:t>
+      </w:r>
+      <w:r>
+        <w:rPr>
+          <w:lang w:val="en_US" w:bidi="en_US"/>
+        </w:rPr>
+        <w:t>, and</w:t>
+      </w:r>
+    </w:p>
+    <w:p>
+      <w:pPr>
+        <w:pStyle w:val="ListBullet"/>
+        <w:spacing w:line="240" w:lineRule="auto"/>
+        <w:ind w:left="1440"/>
+      </w:pPr>
+      <w:r>
+        <w:rPr>
+          <w:lang w:val="en_US" w:bidi="en_US"/>
+        </w:rPr>
+      </w:r>
+      <w:r>
+        <w:rPr>
+          <w:lang w:val="en_US" w:bidi="en_US"/>
+        </w:rPr>
+        <w:t>Malachi</w:t>
+      </w:r>
+      <w:r>
+        <w:rPr>
+          <w:lang w:val="en_US" w:bidi="en_US"/>
+        </w:rPr>
+        <w:t>.</w:t>
+      </w:r>
+    </w:p>
+    <w:p>
+      <w:pPr/>
+      <w:r>
+        <w:rPr>
+          <w:lang w:val="en_US" w:bidi="en_US"/>
+        </w:rPr>
+      </w:r>
+      <w:r>
+        <w:rPr>
+          <w:lang w:val="en_US" w:bidi="en_US"/>
+        </w:rPr>
+        <w:t>These are the same books as the Hebrew Bible though the Jewish canon counts and orders them differently (24 books, ending with Chronicles).</w:t>
+      </w:r>
+    </w:p>
+    <w:p>
+      <w:pPr/>
+      <w:r>
+        <w:rPr>
+          <w:lang w:val="en_US" w:bidi="en_US"/>
+        </w:rPr>
+      </w:r>
+      <w:r>
+        <w:rPr>
+          <w:lang w:val="en_US" w:bidi="en_US"/>
+        </w:rPr>
+        <w:t>Catholic Bibles include those 39 books, plus seven deuterocanonical books:</w:t>
+      </w:r>
+    </w:p>
+    <w:p>
+      <w:pPr>
+        <w:pStyle w:val="ListBullet"/>
+        <w:spacing w:line="240" w:lineRule="auto"/>
+        <w:ind w:left="720"/>
+      </w:pPr>
+      <w:r>
+        <w:rPr>
+          <w:lang w:val="en_US" w:bidi="en_US"/>
+        </w:rPr>
+      </w:r>
+      <w:r>
+        <w:rPr>
+          <w:lang w:val="en_US" w:bidi="en_US"/>
+        </w:rPr>
+        <w:t>Tobit</w:t>
+      </w:r>
+      <w:r>
+        <w:rPr>
+          <w:lang w:val="en_US" w:bidi="en_US"/>
+        </w:rPr>
+        <w:t>,</w:t>
+      </w:r>
+    </w:p>
+    <w:p>
+      <w:pPr>
+        <w:pStyle w:val="ListBullet"/>
+        <w:spacing w:line="240" w:lineRule="auto"/>
+        <w:ind w:left="720"/>
+      </w:pPr>
+      <w:r>
+        <w:rPr>
+          <w:lang w:val="en_US" w:bidi="en_US"/>
+        </w:rPr>
+      </w:r>
+      <w:r>
+        <w:rPr>
+          <w:lang w:val="en_US" w:bidi="en_US"/>
+        </w:rPr>
+        <w:t>Judith</w:t>
+      </w:r>
+      <w:r>
+        <w:rPr>
+          <w:lang w:val="en_US" w:bidi="en_US"/>
+        </w:rPr>
+        <w:t>,</w:t>
+      </w:r>
+    </w:p>
+    <w:p>
+      <w:pPr>
+        <w:pStyle w:val="ListBullet"/>
+        <w:spacing w:line="240" w:lineRule="auto"/>
+        <w:ind w:left="720"/>
+      </w:pPr>
+      <w:r>
+        <w:rPr>
+          <w:lang w:val="en_US" w:bidi="en_US"/>
+        </w:rPr>
+      </w:r>
+      <w:r>
+        <w:rPr>
+          <w:lang w:val="en_US" w:bidi="en_US"/>
+        </w:rPr>
+        <w:t>Wisdom of Solomon</w:t>
+      </w:r>
+      <w:r>
+        <w:rPr>
+          <w:lang w:val="en_US" w:bidi="en_US"/>
+        </w:rPr>
+        <w:t>,</w:t>
+      </w:r>
+    </w:p>
+    <w:p>
+      <w:pPr>
+        <w:pStyle w:val="ListBullet"/>
+        <w:spacing w:line="240" w:lineRule="auto"/>
+        <w:ind w:left="720"/>
+      </w:pPr>
+      <w:r>
+        <w:rPr>
+          <w:lang w:val="en_US" w:bidi="en_US"/>
+        </w:rPr>
+      </w:r>
+      <w:r>
+        <w:rPr>
+          <w:lang w:val="en_US" w:bidi="en_US"/>
+        </w:rPr>
+        <w:t>Wisdom of Ben Sirach</w:t>
+      </w:r>
+      <w:r>
+        <w:rPr>
+          <w:lang w:val="en_US" w:bidi="en_US"/>
+        </w:rPr>
+        <w:t>,</w:t>
+      </w:r>
+    </w:p>
+    <w:p>
+      <w:pPr>
+        <w:pStyle w:val="ListBullet"/>
+        <w:spacing w:line="240" w:lineRule="auto"/>
+        <w:ind w:left="720"/>
+      </w:pPr>
+      <w:r>
+        <w:rPr>
+          <w:lang w:val="en_US" w:bidi="en_US"/>
+        </w:rPr>
+      </w:r>
+      <w:r>
+        <w:rPr>
+          <w:lang w:val="en_US" w:bidi="en_US"/>
+        </w:rPr>
+        <w:t>Baruch</w:t>
+      </w:r>
+      <w:r>
+        <w:rPr>
+          <w:lang w:val="en_US" w:bidi="en_US"/>
+        </w:rPr>
+        <w:t xml:space="preserve"> (including the </w:t>
+      </w:r>
+      <w:r>
+        <w:rPr>
+          <w:lang w:val="en_US" w:bidi="en_US"/>
+        </w:rPr>
+        <w:t>Letter of Jeremiah</w:t>
+      </w:r>
+      <w:r>
+        <w:rPr>
+          <w:lang w:val="en_US" w:bidi="en_US"/>
+        </w:rPr>
+        <w:t xml:space="preserve"> as chapter 6), and</w:t>
+      </w:r>
+    </w:p>
+    <w:p>
+      <w:pPr>
+        <w:pStyle w:val="ListBullet"/>
+        <w:spacing w:line="240" w:lineRule="auto"/>
+        <w:ind w:left="720"/>
+      </w:pPr>
+      <w:r>
+        <w:rPr>
+          <w:lang w:val="en_US" w:bidi="en_US"/>
+        </w:rPr>
+      </w:r>
+      <w:r>
+        <w:rPr>
+          <w:lang w:val="en_US" w:bidi="en_US"/>
+        </w:rPr>
+        <w:t>First and Second Maccabees</w:t>
+      </w:r>
+      <w:r>
+        <w:rPr>
+          <w:lang w:val="en_US" w:bidi="en_US"/>
+        </w:rPr>
+        <w:t>.</w:t>
+      </w:r>
+    </w:p>
+    <w:p>
+      <w:pPr/>
+      <w:r>
+        <w:rPr>
+          <w:lang w:val="en_US" w:bidi="en_US"/>
+        </w:rPr>
+      </w:r>
+      <w:r>
+        <w:rPr>
+          <w:lang w:val="en_US" w:bidi="en_US"/>
+        </w:rPr>
+        <w:t xml:space="preserve">Catholic Bibles also include the </w:t>
+      </w:r>
+      <w:r>
+        <w:rPr>
+          <w:lang w:val="en_US" w:bidi="en_US"/>
+        </w:rPr>
+        <w:t>Greek additions to Esther</w:t>
+      </w:r>
+      <w:r>
+        <w:rPr>
+          <w:lang w:val="en_US" w:bidi="en_US"/>
+        </w:rPr>
+        <w:t xml:space="preserve"> and the </w:t>
+      </w:r>
+      <w:r>
+        <w:rPr>
+          <w:lang w:val="en_US" w:bidi="en_US"/>
+        </w:rPr>
+        <w:t xml:space="preserve">additions to Daniel </w:t>
+      </w:r>
+      <w:r>
+        <w:rPr>
+          <w:lang w:val="en_US" w:bidi="en_US"/>
+        </w:rPr>
+        <w:t>(the Prayer of Azariah and Song of the Three Young Men, Susanna, and Bel and the Dragon), incorporated into those books rather than counted separately.</w:t>
+      </w:r>
+    </w:p>
+    <w:p>
+      <w:pPr/>
+      <w:r>
+        <w:rPr>
+          <w:lang w:val="en_US" w:bidi="en_US"/>
+        </w:rPr>
+      </w:r>
+      <w:r>
+        <w:rPr>
+          <w:lang w:val="en_US" w:bidi="en_US"/>
+        </w:rPr>
+        <w:t>Orthodox Bibles include everything in the Catholic canon plus, typically:</w:t>
+      </w:r>
+    </w:p>
+    <w:p>
+      <w:pPr>
+        <w:pStyle w:val="ListBullet"/>
+        <w:spacing w:line="240" w:lineRule="auto"/>
+        <w:ind w:left="720"/>
+      </w:pPr>
+      <w:r>
+        <w:rPr>
+          <w:lang w:val="en_US" w:bidi="en_US"/>
+        </w:rPr>
+      </w:r>
+      <w:r>
+        <w:rPr>
+          <w:lang w:val="en_US" w:bidi="en_US"/>
+        </w:rPr>
+        <w:t>First Esdras</w:t>
+      </w:r>
+      <w:r>
+        <w:rPr>
+          <w:lang w:val="en_US" w:bidi="en_US"/>
+        </w:rPr>
+        <w:t>,</w:t>
+      </w:r>
+    </w:p>
+    <w:p>
+      <w:pPr>
+        <w:pStyle w:val="ListBullet"/>
+        <w:spacing w:line="240" w:lineRule="auto"/>
+        <w:ind w:left="720"/>
+      </w:pPr>
+      <w:r>
+        <w:rPr>
+          <w:lang w:val="en_US" w:bidi="en_US"/>
+        </w:rPr>
+      </w:r>
+      <w:r>
+        <w:rPr>
+          <w:lang w:val="en_US" w:bidi="en_US"/>
+        </w:rPr>
+        <w:t>Third Maccabees</w:t>
+      </w:r>
+      <w:r>
+        <w:rPr>
+          <w:lang w:val="en_US" w:bidi="en_US"/>
+        </w:rPr>
+        <w:t>, and</w:t>
+      </w:r>
+    </w:p>
+    <w:p>
+      <w:pPr>
+        <w:pStyle w:val="ListBullet"/>
+        <w:spacing w:line="240" w:lineRule="auto"/>
+        <w:ind w:left="720"/>
+      </w:pPr>
+      <w:r>
+        <w:rPr>
+          <w:lang w:val="en_US" w:bidi="en_US"/>
+        </w:rPr>
+      </w:r>
+      <w:r>
+        <w:rPr>
+          <w:lang w:val="en_US" w:bidi="en_US"/>
+        </w:rPr>
+        <w:t>Psalm 151</w:t>
+      </w:r>
+      <w:r>
+        <w:rPr>
+          <w:lang w:val="en_US" w:bidi="en_US"/>
+        </w:rPr>
+        <w:t>.</w:t>
+      </w:r>
+    </w:p>
+    <w:p>
+      <w:pPr/>
+      <w:r>
+        <w:rPr>
+          <w:lang w:val="en_US" w:bidi="en_US"/>
+        </w:rPr>
+      </w:r>
+      <w:r>
+        <w:rPr>
+          <w:lang w:val="en_US" w:bidi="en_US"/>
+        </w:rPr>
+        <w:t xml:space="preserve">Beyond that, it varies by tradition. Greek Bibles often print </w:t>
+      </w:r>
+      <w:r>
+        <w:rPr>
+          <w:lang w:val="en_US" w:bidi="en_US"/>
+        </w:rPr>
+        <w:t>4 Maccabees</w:t>
+      </w:r>
+      <w:r>
+        <w:rPr>
+          <w:lang w:val="en_US" w:bidi="en_US"/>
+        </w:rPr>
+        <w:t xml:space="preserve"> and the </w:t>
+      </w:r>
+      <w:r>
+        <w:rPr>
+          <w:lang w:val="en_US" w:bidi="en_US"/>
+        </w:rPr>
+        <w:t xml:space="preserve">Prayer of Manasseh </w:t>
+      </w:r>
+      <w:r>
+        <w:rPr>
+          <w:lang w:val="en_US" w:bidi="en_US"/>
+        </w:rPr>
+        <w:t xml:space="preserve">in an appendix. Slavonic Bibles (Russian tradition) include </w:t>
+      </w:r>
+      <w:r>
+        <w:rPr>
+          <w:lang w:val="en_US" w:bidi="en_US"/>
+        </w:rPr>
+        <w:t>2 Esdras</w:t>
+      </w:r>
+      <w:r>
+        <w:rPr>
+          <w:lang w:val="en_US" w:bidi="en_US"/>
+        </w:rPr>
+        <w:t xml:space="preserve"> (called 3 Esdras there) as well. Naming conventions for the Esdras books are inconsistent across traditions. The Ethiopian Orthodox Tewahedo canon is the broadest of all, adding books such as </w:t>
+      </w:r>
+      <w:r>
+        <w:rPr>
+          <w:lang w:val="en_US" w:bidi="en_US"/>
+        </w:rPr>
+        <w:t>Jubilees</w:t>
+      </w:r>
+      <w:r>
+        <w:rPr>
+          <w:lang w:val="en_US" w:bidi="en_US"/>
+        </w:rPr>
+        <w:t xml:space="preserve"> and 1 Enoch, which no other tradition includes in its canon.</w:t>
+      </w:r>
+    </w:p>
+    <w:p>
+      <w:pPr/>
+      <w:r>
+        <w:rPr>
+          <w:lang w:val="en_US" w:bidi="en_US"/>
+        </w:rPr>
+      </w:r>
+      <w:r>
+        <w:rPr>
           <w:i/>
           <w:lang w:val="en_US" w:bidi="en_US"/>
         </w:rPr>
@@ -14509,6 +15875,37 @@
           <w:lang w:val="en_US" w:bidi="en_US"/>
         </w:rPr>
         <w:t>Bible</w:t>
+      </w:r>
+      <w:r>
+        <w:rPr>
+          <w:lang w:val="en_US" w:bidi="en_US"/>
+        </w:rPr>
+        <w:t xml:space="preserve">; </w:t>
+      </w:r>
+      <w:r>
+        <w:rPr>
+          <w:i/>
+          <w:lang w:val="en_US" w:bidi="en_US"/>
+        </w:rPr>
+        <w:t xml:space="preserve">see also </w:t>
+      </w:r>
+      <w:r>
+        <w:rPr>
+          <w:lang w:val="en_US" w:bidi="en_US"/>
+        </w:rPr>
+        <w:t>Bible, Manuscripts, and Text of the Old Testament</w:t>
+      </w:r>
+      <w:r>
+        <w:rPr>
+          <w:lang w:val="en_US" w:bidi="en_US"/>
+        </w:rPr>
+        <w:t xml:space="preserve">; </w:t>
+      </w:r>
+      <w:r>
+        <w:rPr>
+          <w:lang w:val="en_US" w:bidi="en_US"/>
+        </w:rPr>
+        <w:t>Bible: Old Testament Quotes in the New Testament</w:t>
       </w:r>
       <w:r>
         <w:rPr>
@@ -23292,26 +24689,26 @@
         <w:rPr>
           <w:lang w:val="en_US" w:bidi="en_US"/>
         </w:rPr>
-        <w:t>Ospray, Osprey</w:t>
-      </w:r>
-      <w:r>
-        <w:rPr>
-          <w:lang w:val="en_US" w:bidi="en_US"/>
-        </w:rPr>
-      </w:r>
-    </w:p>
-    <w:p>
-      <w:pPr/>
-      <w:r>
-        <w:rPr>
-          <w:lang w:val="en_US" w:bidi="en_US"/>
-        </w:rPr>
-      </w:r>
-      <w:r>
-        <w:rPr>
-          <w:lang w:val="en_US" w:bidi="en_US"/>
-        </w:rPr>
-        <w:t>A large bird of prey (</w:t>
+        <w:t>Osprey</w:t>
+      </w:r>
+      <w:r>
+        <w:rPr>
+          <w:lang w:val="en_US" w:bidi="en_US"/>
+        </w:rPr>
+      </w:r>
+    </w:p>
+    <w:p>
+      <w:pPr/>
+      <w:r>
+        <w:rPr>
+          <w:lang w:val="en_US" w:bidi="en_US"/>
+        </w:rPr>
+      </w:r>
+      <w:r>
+        <w:rPr>
+          <w:lang w:val="en_US" w:bidi="en_US"/>
+        </w:rPr>
+        <w:t>An osprey is a large bird of prey (</w:t>
       </w:r>
       <w:r>
         <w:rPr>
@@ -23374,48 +24771,156 @@
         <w:rPr>
           <w:lang w:val="en_US" w:bidi="en_US"/>
         </w:rPr>
-        <w:t xml:space="preserve">, some older Bible translations use the word </w:t>
+        <w:t>, some older Bible translations use the word “osprey,” but the Hebrew word probably refers to the black vulture. In modern bird science, the osprey is different from the black vulture (</w:t>
       </w:r>
       <w:r>
         <w:rPr>
           <w:i/>
           <w:lang w:val="en_US" w:bidi="en_US"/>
         </w:rPr>
-        <w:t>osprey</w:t>
-      </w:r>
-      <w:r>
-        <w:rPr>
-          <w:lang w:val="en_US" w:bidi="en_US"/>
-        </w:rPr>
-        <w:t>, but the Hebrew word probably refers to the black vulture. In modern bird science, the osprey is different from the black vulture (</w:t>
+        <w:t>Aegypius monachus</w:t>
+      </w:r>
+      <w:r>
+        <w:rPr>
+          <w:lang w:val="en_US" w:bidi="en_US"/>
+        </w:rPr>
+        <w:t>).</w:t>
+      </w:r>
+    </w:p>
+    <w:p>
+      <w:pPr/>
+      <w:r>
+        <w:rPr>
+          <w:lang w:val="en_US" w:bidi="en_US"/>
+        </w:rPr>
       </w:r>
       <w:r>
         <w:rPr>
           <w:i/>
           <w:lang w:val="en_US" w:bidi="en_US"/>
         </w:rPr>
-        <w:t>Aegypius monachus</w:t>
-      </w:r>
-      <w:r>
-        <w:rPr>
-          <w:lang w:val="en_US" w:bidi="en_US"/>
-        </w:rPr>
-        <w:t>).</w:t>
-      </w:r>
-    </w:p>
-    <w:p>
-      <w:pPr/>
-      <w:r>
-        <w:rPr>
-          <w:lang w:val="en_US" w:bidi="en_US"/>
-        </w:rPr>
+        <w:t>See also</w:t>
+      </w:r>
+      <w:r>
+        <w:rPr>
+          <w:lang w:val="en_US" w:bidi="en_US"/>
+        </w:rPr>
+        <w:t xml:space="preserve"> </w:t>
+      </w:r>
+      <w:r>
+        <w:rPr>
+          <w:lang w:val="en_US" w:bidi="en_US"/>
+        </w:rPr>
+        <w:t>Birds</w:t>
+      </w:r>
+      <w:r>
+        <w:rPr>
+          <w:lang w:val="en_US" w:bidi="en_US"/>
+        </w:rPr>
+        <w:t xml:space="preserve">; </w:t>
+      </w:r>
+      <w:r>
+        <w:rPr>
+          <w:lang w:val="en_US" w:bidi="en_US"/>
+        </w:rPr>
+        <w:t>Vulture</w:t>
+      </w:r>
+      <w:r>
+        <w:rPr>
+          <w:lang w:val="en_US" w:bidi="en_US"/>
+        </w:rPr>
+        <w:t>.</w:t>
+      </w:r>
+      <w:r>
+        <w:rPr>
+          <w:lang w:val="en_US" w:bidi="en_US"/>
+        </w:rPr>
+      </w:r>
+      <w:r>
+        <w:rPr>
+          <w:lang w:val="en_US" w:bidi="en_US"/>
+        </w:rPr>
+      </w:r>
+    </w:p>
+    <w:p>
+      <w:pPr/>
+      <w:r>
+        <w:rPr>
+          <w:lang w:val="en_US" w:bidi="en_US"/>
+        </w:rPr>
+      </w:r>
+    </w:p>
+    <w:p>
+      <w:pPr>
+        <w:pStyle w:val="Heading2"/>
+      </w:pPr>
+      <w:r>
+        <w:rPr>
+          <w:lang w:val="en_US" w:bidi="en_US"/>
+        </w:rPr>
+        <w:t>Ossifrage</w:t>
+      </w:r>
+      <w:r>
+        <w:rPr>
+          <w:lang w:val="en_US" w:bidi="en_US"/>
+        </w:rPr>
+      </w:r>
+    </w:p>
+    <w:p>
+      <w:pPr/>
+      <w:r>
+        <w:rPr>
+          <w:lang w:val="en_US" w:bidi="en_US"/>
+        </w:rPr>
+      </w:r>
+      <w:r>
+        <w:rPr>
+          <w:lang w:val="en_US" w:bidi="en_US"/>
+        </w:rPr>
+        <w:t>Largest of the vulture family, also known as the bearded vulture, considered ceremonially unclean (</w:t>
+      </w:r>
+      <w:hyperlink r:id="rId699">
+        <w:r>
+          <w:rPr>
+            <w:lang w:val="en_US" w:bidi="en_US"/>
+          </w:rPr>
+          <w:rPr>
+            <w:color w:val="0000EE"/>
+            <w:u w:val="single"/>
+          </w:rPr>
+          <w:t>Lv 11:13</w:t>
+        </w:r>
+      </w:hyperlink>
+      <w:r>
+        <w:rPr>
+          <w:lang w:val="en_US" w:bidi="en_US"/>
+        </w:rPr>
+        <w:t xml:space="preserve">; </w:t>
+      </w:r>
+      <w:hyperlink r:id="rId700">
+        <w:r>
+          <w:rPr>
+            <w:lang w:val="en_US" w:bidi="en_US"/>
+          </w:rPr>
+          <w:rPr>
+            <w:color w:val="0000EE"/>
+            <w:u w:val="single"/>
+          </w:rPr>
+          <w:t>Dt 14:12</w:t>
+        </w:r>
+      </w:hyperlink>
+      <w:r>
+        <w:rPr>
+          <w:lang w:val="en_US" w:bidi="en_US"/>
+        </w:rPr>
+        <w:t xml:space="preserve">, kjv). </w:t>
       </w:r>
       <w:r>
         <w:rPr>
           <w:i/>
           <w:lang w:val="en_US" w:bidi="en_US"/>
         </w:rPr>
-        <w:t>See also</w:t>
+        <w:t>See</w:t>
       </w:r>
       <w:r>
         <w:rPr>
@@ -23427,19 +24932,7 @@
         <w:rPr>
           <w:lang w:val="en_US" w:bidi="en_US"/>
         </w:rPr>
-        <w:t>Birds</w:t>
-      </w:r>
-      <w:r>
-        <w:rPr>
-          <w:lang w:val="en_US" w:bidi="en_US"/>
-        </w:rPr>
-        <w:t xml:space="preserve">; </w:t>
-      </w:r>
-      <w:r>
-        <w:rPr>
-          <w:lang w:val="en_US" w:bidi="en_US"/>
-        </w:rPr>
-        <w:t>Vulture</w:t>
+        <w:t>Birds (Lammergeier)</w:t>
       </w:r>
       <w:r>
         <w:rPr>
@@ -23474,187 +24967,114 @@
         <w:rPr>
           <w:lang w:val="en_US" w:bidi="en_US"/>
         </w:rPr>
-        <w:t>Ossifrage</w:t>
-      </w:r>
-      <w:r>
-        <w:rPr>
-          <w:lang w:val="en_US" w:bidi="en_US"/>
-        </w:rPr>
-      </w:r>
-    </w:p>
-    <w:p>
-      <w:pPr/>
-      <w:r>
-        <w:rPr>
-          <w:lang w:val="en_US" w:bidi="en_US"/>
-        </w:rPr>
-      </w:r>
-      <w:r>
-        <w:rPr>
-          <w:lang w:val="en_US" w:bidi="en_US"/>
-        </w:rPr>
-        <w:t>Largest of the vulture family, also known as the bearded vulture, considered ceremonially unclean (</w:t>
-      </w:r>
-      <w:hyperlink r:id="rId699">
-        <w:r>
-          <w:rPr>
-            <w:lang w:val="en_US" w:bidi="en_US"/>
-          </w:rPr>
-          <w:rPr>
-            <w:color w:val="0000EE"/>
-            <w:u w:val="single"/>
-          </w:rPr>
-          <w:t>Lv 11:13</w:t>
-        </w:r>
-      </w:hyperlink>
-      <w:r>
-        <w:rPr>
-          <w:lang w:val="en_US" w:bidi="en_US"/>
-        </w:rPr>
-        <w:t xml:space="preserve">; </w:t>
-      </w:r>
-      <w:hyperlink r:id="rId700">
-        <w:r>
-          <w:rPr>
-            <w:lang w:val="en_US" w:bidi="en_US"/>
-          </w:rPr>
-          <w:rPr>
-            <w:color w:val="0000EE"/>
-            <w:u w:val="single"/>
-          </w:rPr>
-          <w:t>Dt 14:12</w:t>
-        </w:r>
-      </w:hyperlink>
-      <w:r>
-        <w:rPr>
-          <w:lang w:val="en_US" w:bidi="en_US"/>
-        </w:rPr>
-        <w:t xml:space="preserve">, kjv). </w:t>
+        <w:t>Ossuary</w:t>
+      </w:r>
+      <w:r>
+        <w:rPr>
+          <w:lang w:val="en_US" w:bidi="en_US"/>
+        </w:rPr>
+      </w:r>
+    </w:p>
+    <w:p>
+      <w:pPr/>
+      <w:r>
+        <w:rPr>
+          <w:lang w:val="en_US" w:bidi="en_US"/>
+        </w:rPr>
+      </w:r>
+      <w:r>
+        <w:rPr>
+          <w:lang w:val="en_US" w:bidi="en_US"/>
+        </w:rPr>
+        <w:t xml:space="preserve">An ossuary is a small stone coffin, vase, or box used to hold the bones or burned remains of the dead. The word comes from the Latin </w:t>
       </w:r>
       <w:r>
         <w:rPr>
           <w:i/>
           <w:lang w:val="en_US" w:bidi="en_US"/>
         </w:rPr>
-        <w:t>See</w:t>
-      </w:r>
-      <w:r>
-        <w:rPr>
-          <w:lang w:val="en_US" w:bidi="en_US"/>
-        </w:rPr>
-        <w:t xml:space="preserve"> </w:t>
-      </w:r>
-      <w:r>
-        <w:rPr>
-          <w:lang w:val="en_US" w:bidi="en_US"/>
-        </w:rPr>
-        <w:t>Birds (Lammergeier)</w:t>
-      </w:r>
-      <w:r>
-        <w:rPr>
-          <w:lang w:val="en_US" w:bidi="en_US"/>
-        </w:rPr>
-        <w:t>.</w:t>
-      </w:r>
-      <w:r>
-        <w:rPr>
-          <w:lang w:val="en_US" w:bidi="en_US"/>
-        </w:rPr>
-      </w:r>
-      <w:r>
-        <w:rPr>
-          <w:lang w:val="en_US" w:bidi="en_US"/>
-        </w:rPr>
-      </w:r>
-    </w:p>
-    <w:p>
-      <w:pPr/>
-      <w:r>
-        <w:rPr>
-          <w:lang w:val="en_US" w:bidi="en_US"/>
-        </w:rPr>
-      </w:r>
-    </w:p>
-    <w:p>
-      <w:pPr>
-        <w:pStyle w:val="Heading2"/>
-      </w:pPr>
-      <w:r>
-        <w:rPr>
-          <w:lang w:val="en_US" w:bidi="en_US"/>
-        </w:rPr>
-        <w:t>Ossuary</w:t>
-      </w:r>
-      <w:r>
-        <w:rPr>
-          <w:lang w:val="en_US" w:bidi="en_US"/>
-        </w:rPr>
-      </w:r>
-    </w:p>
-    <w:p>
-      <w:pPr/>
-      <w:r>
-        <w:rPr>
-          <w:lang w:val="en_US" w:bidi="en_US"/>
-        </w:rPr>
-      </w:r>
-      <w:r>
-        <w:rPr>
-          <w:lang w:val="en_US" w:bidi="en_US"/>
-        </w:rPr>
-        <w:t xml:space="preserve">A small stone coffin (Latin, </w:t>
+        <w:t>ossuarium</w:t>
+      </w:r>
+      <w:r>
+        <w:rPr>
+          <w:lang w:val="en_US" w:bidi="en_US"/>
+        </w:rPr>
+        <w:t>. An ossuary can also refer to a burial place where bones were kept.</w:t>
+      </w:r>
+    </w:p>
+    <w:p>
+      <w:pPr/>
+      <w:r>
+        <w:rPr>
+          <w:lang w:val="en_US" w:bidi="en_US"/>
+        </w:rPr>
       </w:r>
       <w:r>
         <w:rPr>
           <w:i/>
           <w:lang w:val="en_US" w:bidi="en_US"/>
         </w:rPr>
-        <w:t>ossuarium</w:t>
-      </w:r>
-      <w:r>
-        <w:rPr>
-          <w:lang w:val="en_US" w:bidi="en_US"/>
-        </w:rPr>
-        <w:t xml:space="preserve">), vase, or casket for the reception of the calcined remains of the dead, or a sepulchral house, where the bones of the dead were deposited. </w:t>
+        <w:t>Sarcophagus</w:t>
+      </w:r>
+      <w:r>
+        <w:rPr>
+          <w:lang w:val="en_US" w:bidi="en_US"/>
+        </w:rPr>
+        <w:t xml:space="preserve"> was the name given by the Greeks and Romans to a big stone coffin. The word means “body eater.” It comes from the Greek words </w:t>
       </w:r>
       <w:r>
         <w:rPr>
           <w:i/>
           <w:lang w:val="en_US" w:bidi="en_US"/>
         </w:rPr>
-        <w:t>Sarcophagus</w:t>
-      </w:r>
-      <w:r>
-        <w:rPr>
-          <w:lang w:val="en_US" w:bidi="en_US"/>
-        </w:rPr>
-        <w:t xml:space="preserve"> was the name given by the Greeks and Romans to a big stone coffin. Some religious ideas were involved in calling a coffin a “body eater” (Greek, sarx</w:t>
+        <w:t>sarx</w:t>
+      </w:r>
+      <w:r>
+        <w:rPr>
+          <w:lang w:val="en_US" w:bidi="en_US"/>
+        </w:rPr>
+        <w:t xml:space="preserve">, meaning “flesh,” and </w:t>
       </w:r>
       <w:r>
         <w:rPr>
           <w:i/>
           <w:lang w:val="en_US" w:bidi="en_US"/>
         </w:rPr>
-        <w:t>,</w:t>
-      </w:r>
-      <w:r>
-        <w:rPr>
-          <w:lang w:val="en_US" w:bidi="en_US"/>
-        </w:rPr>
-        <w:t xml:space="preserve"> “flesh,” and phagein</w:t>
-      </w:r>
-      <w:r>
-        <w:rPr>
-          <w:i/>
-          <w:lang w:val="en_US" w:bidi="en_US"/>
-        </w:rPr>
-        <w:t>,</w:t>
-      </w:r>
-      <w:r>
-        <w:rPr>
-          <w:lang w:val="en_US" w:bidi="en_US"/>
-        </w:rPr>
-        <w:t xml:space="preserve"> “to eat”). In many cases, the burial was not completed until the bones were taken up from the earth or from the sarcophagus. The bones were cleaned and put into their final deposit, that is, into an ossuary, usually a small coffin of stone. The tendency to postpone the final burial, where it involves exhumation or the collection of bones, is accentuated by making a common ossuary for a number of the departed. This exhuming and collecting the bones is connected with the idea of final reunion with one’s fathers.</w:t>
+        <w:t>phagein</w:t>
+      </w:r>
+      <w:r>
+        <w:rPr>
+          <w:lang w:val="en_US" w:bidi="en_US"/>
+        </w:rPr>
+        <w:t>, meaning “to eat.” Religious beliefs may have influenced the use of this name.</w:t>
+      </w:r>
+    </w:p>
+    <w:p>
+      <w:pPr/>
+      <w:r>
+        <w:rPr>
+          <w:lang w:val="en_US" w:bidi="en_US"/>
+        </w:rPr>
+      </w:r>
+      <w:r>
+        <w:rPr>
+          <w:lang w:val="en_US" w:bidi="en_US"/>
+        </w:rPr>
+        <w:t>In many cases, burial was not complete when the body was first placed in the ground or in a sarcophagus. Later, people removed the bones, cleaned them, and placed them in their final resting place. This was usually a small stone ossuary.</w:t>
+      </w:r>
+    </w:p>
+    <w:p>
+      <w:pPr/>
+      <w:r>
+        <w:rPr>
+          <w:lang w:val="en_US" w:bidi="en_US"/>
+        </w:rPr>
+      </w:r>
+      <w:r>
+        <w:rPr>
+          <w:lang w:val="en_US" w:bidi="en_US"/>
+        </w:rPr>
+        <w:t>Sometimes, one ossuary held the bones of several dead people. This practice delayed the final burial until the bones could be collected. It was connected with the belief that the dead would finally be reunited with their ancestors.</w:t>
       </w:r>
       <w:r>
         <w:rPr>

--- a/eng/docx/015.content.docx
+++ b/eng/docx/015.content.docx
@@ -909,7 +909,7 @@
         <w:rPr>
           <w:lang w:val="en_US" w:bidi="en_US"/>
         </w:rPr>
-        <w:t>Tree near Shechem (</w:t>
+        <w:t>A tree near Shechem (</w:t>
       </w:r>
       <w:hyperlink r:id="rId39">
         <w:r>
@@ -920,7 +920,7 @@
             <w:color w:val="0000EE"/>
             <w:u w:val="single"/>
           </w:rPr>
-          <w:t>Jgs 9:37</w:t>
+          <w:t>Judges 9:37</w:t>
         </w:r>
       </w:hyperlink>
       <w:r>
@@ -928,6 +928,14 @@
           <w:lang w:val="en_US" w:bidi="en_US"/>
         </w:rPr>
         <w:t xml:space="preserve">). </w:t>
+      </w:r>
+    </w:p>
+    <w:p>
+      <w:pPr/>
+      <w:r>
+        <w:rPr>
+          <w:lang w:val="en_US" w:bidi="en_US"/>
+        </w:rPr>
       </w:r>
       <w:r>
         <w:rPr>
@@ -4440,7 +4448,7 @@
         <w:rPr>
           <w:lang w:val="en_US" w:bidi="en_US"/>
         </w:rPr>
-        <w:t>Ishmaelite steward of King David’s camels (</w:t>
+        <w:t>Obil was an Ishmaelite steward of King David’s camels (</w:t>
       </w:r>
       <w:hyperlink r:id="rId141">
         <w:r>
@@ -4451,7 +4459,7 @@
             <w:color w:val="0000EE"/>
             <w:u w:val="single"/>
           </w:rPr>
-          <w:t>1 Chr 27:30</w:t>
+          <w:t>1 Chronicles 27:30</w:t>
         </w:r>
       </w:hyperlink>
       <w:r>
@@ -11651,7 +11659,7 @@
         <w:rPr>
           <w:lang w:val="en_US" w:bidi="en_US"/>
         </w:rPr>
-        <w:t>Descendant of Jehoiakim and King David (</w:t>
+        <w:t>Ohel was a descendant of Jehoiakim and King David (</w:t>
       </w:r>
       <w:hyperlink r:id="rId412">
         <w:r>
@@ -11662,7 +11670,7 @@
             <w:color w:val="0000EE"/>
             <w:u w:val="single"/>
           </w:rPr>
-          <w:t>1 Chr 3:20</w:t>
+          <w:t>1 Chronicles 3:20</w:t>
         </w:r>
       </w:hyperlink>
       <w:r>
@@ -15971,6 +15979,34 @@
       </w:r>
       <w:r>
         <w:rPr>
+          <w:lang w:val="en_US" w:bidi="en_US"/>
+        </w:rPr>
+        <w:t>The Old Testament canon is the collection of books that Christians accept as the first part of the Bible. These books describe God’s work among the people of Israel and include the Pentateuch (the first five books of the Bible), historical books, poetry and wisdom writings, and the Prophets.</w:t>
+      </w:r>
+    </w:p>
+    <w:p>
+      <w:pPr/>
+      <w:r>
+        <w:rPr>
+          <w:lang w:val="en_US" w:bidi="en_US"/>
+        </w:rPr>
+      </w:r>
+      <w:r>
+        <w:rPr>
+          <w:lang w:val="en_US" w:bidi="en_US"/>
+        </w:rPr>
+        <w:t>Different Christian traditions arrange and count these books in different ways. Some traditions also include books that others place in a separate group or do not include in the Old Testament canon.</w:t>
+      </w:r>
+    </w:p>
+    <w:p>
+      <w:pPr/>
+      <w:r>
+        <w:rPr>
+          <w:lang w:val="en_US" w:bidi="en_US"/>
+        </w:rPr>
+      </w:r>
+      <w:r>
+        <w:rPr>
           <w:i/>
           <w:lang w:val="en_US" w:bidi="en_US"/>
         </w:rPr>
@@ -15986,7 +16022,7 @@
         <w:rPr>
           <w:lang w:val="en_US" w:bidi="en_US"/>
         </w:rPr>
-        <w:t>Bible, Canon of the</w:t>
+        <w:t>Canon of the Bible</w:t>
       </w:r>
       <w:r>
         <w:rPr>
@@ -16795,7 +16831,39 @@
         <w:rPr>
           <w:lang w:val="en_US" w:bidi="en_US"/>
         </w:rPr>
-        <w:t>Natural sign or occurrence prefiguring the outcome of a future event. Augury was listed among the abominable pagan practices forbidden to Israel (</w:t>
+        <w:t xml:space="preserve">An omen is a natural sign or occurrence that prefigures the outcome of a future event. </w:t>
+      </w:r>
+    </w:p>
+    <w:p>
+      <w:pPr/>
+      <w:r>
+        <w:rPr>
+          <w:lang w:val="en_US" w:bidi="en_US"/>
+        </w:rPr>
+      </w:r>
+      <w:r>
+        <w:rPr>
+          <w:lang w:val="en_US" w:bidi="en_US"/>
+        </w:rPr>
+        <w:t>The Bible lists “s</w:t>
+      </w:r>
+      <w:r>
+        <w:rPr>
+          <w:lang w:val="en_US" w:bidi="en_US"/>
+        </w:rPr>
+        <w:t>orcery</w:t>
+      </w:r>
+      <w:r>
+        <w:rPr>
+          <w:lang w:val="en_US" w:bidi="en_US"/>
+        </w:rPr>
+        <w:t xml:space="preserve">” </w:t>
+      </w:r>
+      <w:r>
+        <w:rPr>
+          <w:lang w:val="en_US" w:bidi="en_US"/>
+        </w:rPr>
+        <w:t>(“seeking omens”) among the abominable pagan practices that God forbade to Israel (</w:t>
       </w:r>
       <w:hyperlink r:id="rId492">
         <w:r>
@@ -16806,14 +16874,14 @@
             <w:color w:val="0000EE"/>
             <w:u w:val="single"/>
           </w:rPr>
-          <w:t>Dt 18:10</w:t>
-        </w:r>
-      </w:hyperlink>
-      <w:r>
-        <w:rPr>
-          <w:lang w:val="en_US" w:bidi="en_US"/>
-        </w:rPr>
-        <w:t>). Balaam, upon seeing that the Lord was pleased with his blessings on Israel, did not seek omens as he normally did (</w:t>
+          <w:t>Deuteronomy 18:10</w:t>
+        </w:r>
+      </w:hyperlink>
+      <w:r>
+        <w:rPr>
+          <w:lang w:val="en_US" w:bidi="en_US"/>
+        </w:rPr>
+        <w:t>). Balaam realized that it pleased the Lord to bless Israel. So, he did not “resort to sorcery,” as was his normal practice (</w:t>
       </w:r>
       <w:hyperlink r:id="rId493">
         <w:r>
@@ -16824,14 +16892,28 @@
             <w:color w:val="0000EE"/>
             <w:u w:val="single"/>
           </w:rPr>
-          <w:t>Nm 24:1</w:t>
-        </w:r>
-      </w:hyperlink>
-      <w:r>
-        <w:rPr>
-          <w:lang w:val="en_US" w:bidi="en_US"/>
-        </w:rPr>
-        <w:t>). The men of Syria looked for an omen to see if King Ahab of Israel (874–853 BC) would be favorably disposed to release the Syrian king Ben-hadad from captivity (</w:t>
+          <w:t>Numbers 24:1</w:t>
+        </w:r>
+      </w:hyperlink>
+      <w:r>
+        <w:rPr>
+          <w:lang w:val="en_US" w:bidi="en_US"/>
+        </w:rPr>
+        <w:t xml:space="preserve">). </w:t>
+      </w:r>
+    </w:p>
+    <w:p>
+      <w:pPr/>
+      <w:r>
+        <w:rPr>
+          <w:lang w:val="en_US" w:bidi="en_US"/>
+        </w:rPr>
+      </w:r>
+      <w:r>
+        <w:rPr>
+          <w:lang w:val="en_US" w:bidi="en_US"/>
+        </w:rPr>
+        <w:t>The men of Syria looked for an omen. They wanted to see if they could influence King Ahab of Israel, who ruled from 874–853 BC, to release the Syrian king Ben-hadad from captivity (</w:t>
       </w:r>
       <w:hyperlink r:id="rId494">
         <w:r>
@@ -16842,14 +16924,40 @@
             <w:color w:val="0000EE"/>
             <w:u w:val="single"/>
           </w:rPr>
-          <w:t>1 Kgs 20:33</w:t>
-        </w:r>
-      </w:hyperlink>
-      <w:r>
-        <w:rPr>
-          <w:lang w:val="en_US" w:bidi="en_US"/>
-        </w:rPr>
-        <w:t>). Isaiah reveals the Lord as one “who frustrates the omens of liars, and makes fools of diviners” (</w:t>
+          <w:t>1 Kings 20:33</w:t>
+        </w:r>
+      </w:hyperlink>
+      <w:r>
+        <w:rPr>
+          <w:lang w:val="en_US" w:bidi="en_US"/>
+        </w:rPr>
+        <w:t xml:space="preserve">). </w:t>
+      </w:r>
+    </w:p>
+    <w:p>
+      <w:pPr/>
+      <w:r>
+        <w:rPr>
+          <w:lang w:val="en_US" w:bidi="en_US"/>
+        </w:rPr>
+      </w:r>
+      <w:r>
+        <w:rPr>
+          <w:lang w:val="en_US" w:bidi="en_US"/>
+        </w:rPr>
+        <w:t>The prophet Isaiah reveals the Lord as one “</w:t>
+      </w:r>
+      <w:r>
+        <w:rPr>
+          <w:lang w:val="en_US" w:bidi="en_US"/>
+        </w:rPr>
+        <w:t>who foils the signs of false prophets and makes fools of diviners, who confounds the wise</w:t>
+      </w:r>
+      <w:r>
+        <w:rPr>
+          <w:lang w:val="en_US" w:bidi="en_US"/>
+        </w:rPr>
+        <w:t>” (</w:t>
       </w:r>
       <w:hyperlink r:id="rId495">
         <w:r>
@@ -16860,14 +16968,14 @@
             <w:color w:val="0000EE"/>
             <w:u w:val="single"/>
           </w:rPr>
-          <w:t>Is 44:25</w:t>
-        </w:r>
-      </w:hyperlink>
-      <w:r>
-        <w:rPr>
-          <w:lang w:val="en_US" w:bidi="en_US"/>
-        </w:rPr>
-        <w:t>, rsv).</w:t>
+          <w:t>Isaiah 44:25</w:t>
+        </w:r>
+      </w:hyperlink>
+      <w:r>
+        <w:rPr>
+          <w:lang w:val="en_US" w:bidi="en_US"/>
+        </w:rPr>
+        <w:t>).</w:t>
       </w:r>
     </w:p>
     <w:p>
@@ -20009,7 +20117,7 @@
         <w:rPr>
           <w:lang w:val="en_US" w:bidi="en_US"/>
         </w:rPr>
-        <w:t>Meonothai’s son from Judah’s tribe (</w:t>
+        <w:t>Ophrah was Meonothai’s son from the tribe of Judah (</w:t>
       </w:r>
       <w:hyperlink r:id="rId559">
         <w:r>
@@ -20020,7 +20128,7 @@
             <w:color w:val="0000EE"/>
             <w:u w:val="single"/>
           </w:rPr>
-          <w:t>1 Chr 4:14</w:t>
+          <w:t>1 Chronicles 4:14</w:t>
         </w:r>
       </w:hyperlink>
       <w:r>

--- a/eng/docx/015.content.docx
+++ b/eng/docx/015.content.docx
@@ -1008,7 +1008,20 @@
         <w:rPr>
           <w:lang w:val="en_US" w:bidi="en_US"/>
         </w:rPr>
-        <w:t>Tree near Shechem (</w:t>
+        <w:t>The</w:t>
+      </w:r>
+      <w:r>
+        <w:rPr>
+          <w:b/>
+          <w:lang w:val="en_US" w:bidi="en_US"/>
+        </w:rPr>
+        <w:t xml:space="preserve"> </w:t>
+      </w:r>
+      <w:r>
+        <w:rPr>
+          <w:lang w:val="en_US" w:bidi="en_US"/>
+        </w:rPr>
+        <w:t>oak of Meonenim is the name used in the American Standard Version for the Diviners’ Oak, a tree near Shechem (</w:t>
       </w:r>
       <w:hyperlink r:id="rId39">
         <w:r>
@@ -1019,14 +1032,22 @@
             <w:color w:val="0000EE"/>
             <w:u w:val="single"/>
           </w:rPr>
-          <w:t>Jgs 9:37</w:t>
-        </w:r>
-      </w:hyperlink>
-      <w:r>
-        <w:rPr>
-          <w:lang w:val="en_US" w:bidi="en_US"/>
-        </w:rPr>
-        <w:t xml:space="preserve">, asv). </w:t>
+          <w:t>Judges 9:37</w:t>
+        </w:r>
+      </w:hyperlink>
+      <w:r>
+        <w:rPr>
+          <w:lang w:val="en_US" w:bidi="en_US"/>
+        </w:rPr>
+        <w:t xml:space="preserve">). </w:t>
+      </w:r>
+    </w:p>
+    <w:p>
+      <w:pPr/>
+      <w:r>
+        <w:rPr>
+          <w:lang w:val="en_US" w:bidi="en_US"/>
+        </w:rPr>
       </w:r>
       <w:r>
         <w:rPr>
@@ -26158,7 +26179,7 @@
         <w:rPr>
           <w:lang w:val="en_US" w:bidi="en_US"/>
         </w:rPr>
-        <w:t>Descendant of Judah and the third son of Jerahmeel (</w:t>
+        <w:t>Oren was a descendant of Judah and the third son of Jerahmeel (</w:t>
       </w:r>
       <w:hyperlink r:id="rId663">
         <w:r>
@@ -26169,7 +26190,7 @@
             <w:color w:val="0000EE"/>
             <w:u w:val="single"/>
           </w:rPr>
-          <w:t>1 Chr 2:25</w:t>
+          <w:t>1 Chronicles 2:25</w:t>
         </w:r>
       </w:hyperlink>
       <w:r>
@@ -28347,7 +28368,15 @@
         <w:rPr>
           <w:lang w:val="en_US" w:bidi="en_US"/>
         </w:rPr>
-        <w:t xml:space="preserve">Inscribed pieces of pottery. </w:t>
+        <w:t>Ostraca are broken pieces of pottery that have writing on them. In biblical times, people sometimes used these pieces as a surface for writing.</w:t>
+      </w:r>
+    </w:p>
+    <w:p>
+      <w:pPr/>
+      <w:r>
+        <w:rPr>
+          <w:lang w:val="en_US" w:bidi="en_US"/>
+        </w:rPr>
       </w:r>
       <w:r>
         <w:rPr>
@@ -28854,7 +28883,7 @@
         <w:rPr>
           <w:lang w:val="en_US" w:bidi="en_US"/>
         </w:rPr>
-        <w:t>Levite; Shemaiah’s son and a gatekeeper in Solomon’s temple (</w:t>
+        <w:t>Othni was Shemaiah’s son and a gatekeeper in Solomon’s temple (</w:t>
       </w:r>
       <w:hyperlink r:id="rId728">
         <w:r>
@@ -28865,14 +28894,14 @@
             <w:color w:val="0000EE"/>
             <w:u w:val="single"/>
           </w:rPr>
-          <w:t>1 Chr 26:7</w:t>
-        </w:r>
-      </w:hyperlink>
-      <w:r>
-        <w:rPr>
-          <w:lang w:val="en_US" w:bidi="en_US"/>
-        </w:rPr>
-        <w:t>).</w:t>
+          <w:t>1 Chronicles 26:7</w:t>
+        </w:r>
+      </w:hyperlink>
+      <w:r>
+        <w:rPr>
+          <w:lang w:val="en_US" w:bidi="en_US"/>
+        </w:rPr>
+        <w:t>). He was a member of the tribe of Levi.</w:t>
       </w:r>
       <w:r>
         <w:rPr>
@@ -30937,7 +30966,7 @@
         <w:rPr>
           <w:lang w:val="en_US" w:bidi="en_US"/>
         </w:rPr>
-        <w:t>Ancestor of Judith, the heroine of Maccabean times (</w:t>
+        <w:t>Oziel was an ancestor of Judith, the main character in the book of Judith. Oziel is named in Judith's list of ancestors (</w:t>
       </w:r>
       <w:hyperlink r:id="rId764">
         <w:r>
@@ -30948,14 +30977,47 @@
             <w:color w:val="0000EE"/>
             <w:u w:val="single"/>
           </w:rPr>
-          <w:t>Jdt 8:1</w:t>
-        </w:r>
-      </w:hyperlink>
-      <w:r>
-        <w:rPr>
-          <w:lang w:val="en_US" w:bidi="en_US"/>
-        </w:rPr>
-        <w:t>).</w:t>
+          <w:t>Judith 8:1</w:t>
+        </w:r>
+      </w:hyperlink>
+      <w:r>
+        <w:rPr>
+          <w:lang w:val="en_US" w:bidi="en_US"/>
+        </w:rPr>
+        <w:t xml:space="preserve">). </w:t>
+      </w:r>
+    </w:p>
+    <w:p>
+      <w:pPr/>
+      <w:r>
+        <w:rPr>
+          <w:lang w:val="en_US" w:bidi="en_US"/>
+        </w:rPr>
+      </w:r>
+      <w:r>
+        <w:rPr>
+          <w:i/>
+          <w:lang w:val="en_US" w:bidi="en_US"/>
+        </w:rPr>
+        <w:t>See also</w:t>
+      </w:r>
+      <w:r>
+        <w:rPr>
+          <w:lang w:val="en_US" w:bidi="en_US"/>
+        </w:rPr>
+        <w:t xml:space="preserve"> </w:t>
+      </w:r>
+      <w:r>
+        <w:rPr>
+          <w:lang w:val="en_US" w:bidi="en_US"/>
+        </w:rPr>
+        <w:t>Book of Judith</w:t>
+      </w:r>
+      <w:r>
+        <w:rPr>
+          <w:lang w:val="en_US" w:bidi="en_US"/>
+        </w:rPr>
+        <w:t>.</w:t>
       </w:r>
       <w:r>
         <w:rPr>
